--- a/tillsyn/A 12489-2025 tillsynsbegäran.docx
+++ b/tillsyn/A 12489-2025 tillsynsbegäran.docx
@@ -1348,7 +1348,7 @@
     <w:r>
       <w:tab/>
       <w:tab/>
-      <w:t>2025-05-03</w:t>
+      <w:t>2025-05-04</w:t>
       <w:br/>
       <w:br/>
     </w:r>

--- a/tillsyn/A 12489-2025 tillsynsbegäran.docx
+++ b/tillsyn/A 12489-2025 tillsynsbegäran.docx
@@ -1348,7 +1348,7 @@
     <w:r>
       <w:tab/>
       <w:tab/>
-      <w:t>2025-05-04</w:t>
+      <w:t>2025-05-06</w:t>
       <w:br/>
       <w:br/>
     </w:r>

--- a/tillsyn/A 12489-2025 tillsynsbegäran.docx
+++ b/tillsyn/A 12489-2025 tillsynsbegäran.docx
@@ -1348,7 +1348,7 @@
     <w:r>
       <w:tab/>
       <w:tab/>
-      <w:t>2025-05-06</w:t>
+      <w:t>2025-05-07</w:t>
       <w:br/>
       <w:br/>
     </w:r>

--- a/tillsyn/A 12489-2025 tillsynsbegäran.docx
+++ b/tillsyn/A 12489-2025 tillsynsbegäran.docx
@@ -1348,7 +1348,7 @@
     <w:r>
       <w:tab/>
       <w:tab/>
-      <w:t>2025-05-07</w:t>
+      <w:t>2025-05-08</w:t>
       <w:br/>
       <w:br/>
     </w:r>

--- a/tillsyn/A 12489-2025 tillsynsbegäran.docx
+++ b/tillsyn/A 12489-2025 tillsynsbegäran.docx
@@ -1348,7 +1348,7 @@
     <w:r>
       <w:tab/>
       <w:tab/>
-      <w:t>2025-05-08</w:t>
+      <w:t>2025-05-09</w:t>
       <w:br/>
       <w:br/>
     </w:r>

--- a/tillsyn/A 12489-2025 tillsynsbegäran.docx
+++ b/tillsyn/A 12489-2025 tillsynsbegäran.docx
@@ -1348,7 +1348,7 @@
     <w:r>
       <w:tab/>
       <w:tab/>
-      <w:t>2025-05-09</w:t>
+      <w:t>2025-05-10</w:t>
       <w:br/>
       <w:br/>
     </w:r>

--- a/tillsyn/A 12489-2025 tillsynsbegäran.docx
+++ b/tillsyn/A 12489-2025 tillsynsbegäran.docx
@@ -1348,7 +1348,7 @@
     <w:r>
       <w:tab/>
       <w:tab/>
-      <w:t>2025-05-10</w:t>
+      <w:t>2025-05-11</w:t>
       <w:br/>
       <w:br/>
     </w:r>

--- a/tillsyn/A 12489-2025 tillsynsbegäran.docx
+++ b/tillsyn/A 12489-2025 tillsynsbegäran.docx
@@ -1348,7 +1348,7 @@
     <w:r>
       <w:tab/>
       <w:tab/>
-      <w:t>2025-05-11</w:t>
+      <w:t>2025-05-12</w:t>
       <w:br/>
       <w:br/>
     </w:r>

--- a/tillsyn/A 12489-2025 tillsynsbegäran.docx
+++ b/tillsyn/A 12489-2025 tillsynsbegäran.docx
@@ -1348,7 +1348,7 @@
     <w:r>
       <w:tab/>
       <w:tab/>
-      <w:t>2025-05-12</w:t>
+      <w:t>2025-05-13</w:t>
       <w:br/>
       <w:br/>
     </w:r>

--- a/tillsyn/A 12489-2025 tillsynsbegäran.docx
+++ b/tillsyn/A 12489-2025 tillsynsbegäran.docx
@@ -1348,7 +1348,7 @@
     <w:r>
       <w:tab/>
       <w:tab/>
-      <w:t>2025-05-13</w:t>
+      <w:t>2025-05-14</w:t>
       <w:br/>
       <w:br/>
     </w:r>

--- a/tillsyn/A 12489-2025 tillsynsbegäran.docx
+++ b/tillsyn/A 12489-2025 tillsynsbegäran.docx
@@ -1348,7 +1348,7 @@
     <w:r>
       <w:tab/>
       <w:tab/>
-      <w:t>2025-05-14</w:t>
+      <w:t>2025-05-15</w:t>
       <w:br/>
       <w:br/>
     </w:r>

--- a/tillsyn/A 12489-2025 tillsynsbegäran.docx
+++ b/tillsyn/A 12489-2025 tillsynsbegäran.docx
@@ -1348,7 +1348,7 @@
     <w:r>
       <w:tab/>
       <w:tab/>
-      <w:t>2025-05-15</w:t>
+      <w:t>2025-05-16</w:t>
       <w:br/>
       <w:br/>
     </w:r>

--- a/tillsyn/A 12489-2025 tillsynsbegäran.docx
+++ b/tillsyn/A 12489-2025 tillsynsbegäran.docx
@@ -1348,7 +1348,7 @@
     <w:r>
       <w:tab/>
       <w:tab/>
-      <w:t>2025-05-16</w:t>
+      <w:t>2025-05-17</w:t>
       <w:br/>
       <w:br/>
     </w:r>

--- a/tillsyn/A 12489-2025 tillsynsbegäran.docx
+++ b/tillsyn/A 12489-2025 tillsynsbegäran.docx
@@ -1348,7 +1348,7 @@
     <w:r>
       <w:tab/>
       <w:tab/>
-      <w:t>2025-05-17</w:t>
+      <w:t>2025-05-18</w:t>
       <w:br/>
       <w:br/>
     </w:r>

--- a/tillsyn/A 12489-2025 tillsynsbegäran.docx
+++ b/tillsyn/A 12489-2025 tillsynsbegäran.docx
@@ -1348,7 +1348,7 @@
     <w:r>
       <w:tab/>
       <w:tab/>
-      <w:t>2025-05-18</w:t>
+      <w:t>2025-05-19</w:t>
       <w:br/>
       <w:br/>
     </w:r>

--- a/tillsyn/A 12489-2025 tillsynsbegäran.docx
+++ b/tillsyn/A 12489-2025 tillsynsbegäran.docx
@@ -1348,7 +1348,7 @@
     <w:r>
       <w:tab/>
       <w:tab/>
-      <w:t>2025-05-19</w:t>
+      <w:t>2025-05-20</w:t>
       <w:br/>
       <w:br/>
     </w:r>

--- a/tillsyn/A 12489-2025 tillsynsbegäran.docx
+++ b/tillsyn/A 12489-2025 tillsynsbegäran.docx
@@ -1348,7 +1348,7 @@
     <w:r>
       <w:tab/>
       <w:tab/>
-      <w:t>2025-05-20</w:t>
+      <w:t>2025-05-21</w:t>
       <w:br/>
       <w:br/>
     </w:r>

--- a/tillsyn/A 12489-2025 tillsynsbegäran.docx
+++ b/tillsyn/A 12489-2025 tillsynsbegäran.docx
@@ -1348,7 +1348,7 @@
     <w:r>
       <w:tab/>
       <w:tab/>
-      <w:t>2025-05-21</w:t>
+      <w:t>2025-05-22</w:t>
       <w:br/>
       <w:br/>
     </w:r>

--- a/tillsyn/A 12489-2025 tillsynsbegäran.docx
+++ b/tillsyn/A 12489-2025 tillsynsbegäran.docx
@@ -1348,7 +1348,7 @@
     <w:r>
       <w:tab/>
       <w:tab/>
-      <w:t>2025-05-22</w:t>
+      <w:t>2025-05-23</w:t>
       <w:br/>
       <w:br/>
     </w:r>

--- a/tillsyn/A 12489-2025 tillsynsbegäran.docx
+++ b/tillsyn/A 12489-2025 tillsynsbegäran.docx
@@ -1348,7 +1348,7 @@
     <w:r>
       <w:tab/>
       <w:tab/>
-      <w:t>2025-05-23</w:t>
+      <w:t>2025-05-24</w:t>
       <w:br/>
       <w:br/>
     </w:r>

--- a/tillsyn/A 12489-2025 tillsynsbegäran.docx
+++ b/tillsyn/A 12489-2025 tillsynsbegäran.docx
@@ -1348,7 +1348,7 @@
     <w:r>
       <w:tab/>
       <w:tab/>
-      <w:t>2025-05-24</w:t>
+      <w:t>2025-05-25</w:t>
       <w:br/>
       <w:br/>
     </w:r>

--- a/tillsyn/A 12489-2025 tillsynsbegäran.docx
+++ b/tillsyn/A 12489-2025 tillsynsbegäran.docx
@@ -1348,7 +1348,7 @@
     <w:r>
       <w:tab/>
       <w:tab/>
-      <w:t>2025-05-25</w:t>
+      <w:t>2025-05-26</w:t>
       <w:br/>
       <w:br/>
     </w:r>

--- a/tillsyn/A 12489-2025 tillsynsbegäran.docx
+++ b/tillsyn/A 12489-2025 tillsynsbegäran.docx
@@ -1348,7 +1348,7 @@
     <w:r>
       <w:tab/>
       <w:tab/>
-      <w:t>2025-05-26</w:t>
+      <w:t>2025-05-27</w:t>
       <w:br/>
       <w:br/>
     </w:r>

--- a/tillsyn/A 12489-2025 tillsynsbegäran.docx
+++ b/tillsyn/A 12489-2025 tillsynsbegäran.docx
@@ -382,6 +382,17 @@
       </w:r>
     </w:p>
     <w:p>
+      <w:r>
+        <w:rPr>
+          <w:b/>
+        </w:rPr>
+        <w:t xml:space="preserve">Ögonpyrola </w:t>
+      </w:r>
+      <w:r>
+        <w:t>är normalt en bra signalart som visar på områden med höga naturvärden och stabila förhållanden, särskilt inom näringsfattiga trakter. Växten är mycket känslig för markskador och försvinner snabbt efter slutavverkning. Den hotas också av skogsgödsling och markavvattning (Nitare &amp; Skogsstyrelsen, 2019).</w:t>
+      </w:r>
+    </w:p>
+    <w:p>
       <w:pPr>
         <w:pStyle w:val="Heading1"/>
       </w:pPr>
@@ -1348,7 +1359,7 @@
     <w:r>
       <w:tab/>
       <w:tab/>
-      <w:t>2025-05-27</w:t>
+      <w:t>2025-05-30</w:t>
       <w:br/>
       <w:br/>
     </w:r>

--- a/tillsyn/A 12489-2025 tillsynsbegäran.docx
+++ b/tillsyn/A 12489-2025 tillsynsbegäran.docx
@@ -1359,7 +1359,7 @@
     <w:r>
       <w:tab/>
       <w:tab/>
-      <w:t>2025-05-30</w:t>
+      <w:t>2025-06-01</w:t>
       <w:br/>
       <w:br/>
     </w:r>

--- a/tillsyn/A 12489-2025 tillsynsbegäran.docx
+++ b/tillsyn/A 12489-2025 tillsynsbegäran.docx
@@ -1359,7 +1359,7 @@
     <w:r>
       <w:tab/>
       <w:tab/>
-      <w:t>2025-06-01</w:t>
+      <w:t>2025-06-02</w:t>
       <w:br/>
       <w:br/>
     </w:r>

--- a/tillsyn/A 12489-2025 tillsynsbegäran.docx
+++ b/tillsyn/A 12489-2025 tillsynsbegäran.docx
@@ -1359,7 +1359,7 @@
     <w:r>
       <w:tab/>
       <w:tab/>
-      <w:t>2025-06-02</w:t>
+      <w:t>2025-06-03</w:t>
       <w:br/>
       <w:br/>
     </w:r>

--- a/tillsyn/A 12489-2025 tillsynsbegäran.docx
+++ b/tillsyn/A 12489-2025 tillsynsbegäran.docx
@@ -1359,7 +1359,7 @@
     <w:r>
       <w:tab/>
       <w:tab/>
-      <w:t>2025-06-03</w:t>
+      <w:t>2025-06-04</w:t>
       <w:br/>
       <w:br/>
     </w:r>

--- a/tillsyn/A 12489-2025 tillsynsbegäran.docx
+++ b/tillsyn/A 12489-2025 tillsynsbegäran.docx
@@ -1359,7 +1359,7 @@
     <w:r>
       <w:tab/>
       <w:tab/>
-      <w:t>2025-06-04</w:t>
+      <w:t>2025-06-05</w:t>
       <w:br/>
       <w:br/>
     </w:r>

--- a/tillsyn/A 12489-2025 tillsynsbegäran.docx
+++ b/tillsyn/A 12489-2025 tillsynsbegäran.docx
@@ -1359,7 +1359,7 @@
     <w:r>
       <w:tab/>
       <w:tab/>
-      <w:t>2025-06-13</w:t>
+      <w:t>2025-06-15</w:t>
       <w:br/>
       <w:br/>
     </w:r>

--- a/tillsyn/A 12489-2025 tillsynsbegäran.docx
+++ b/tillsyn/A 12489-2025 tillsynsbegäran.docx
@@ -1359,7 +1359,7 @@
     <w:r>
       <w:tab/>
       <w:tab/>
-      <w:t>2025-06-15</w:t>
+      <w:t>2025-06-16</w:t>
       <w:br/>
       <w:br/>
     </w:r>

--- a/tillsyn/A 12489-2025 tillsynsbegäran.docx
+++ b/tillsyn/A 12489-2025 tillsynsbegäran.docx
@@ -1359,7 +1359,7 @@
     <w:r>
       <w:tab/>
       <w:tab/>
-      <w:t>2025-06-16</w:t>
+      <w:t>2025-06-17</w:t>
       <w:br/>
       <w:br/>
     </w:r>

--- a/tillsyn/A 12489-2025 tillsynsbegäran.docx
+++ b/tillsyn/A 12489-2025 tillsynsbegäran.docx
@@ -1359,7 +1359,7 @@
     <w:r>
       <w:tab/>
       <w:tab/>
-      <w:t>2025-06-17</w:t>
+      <w:t>2025-06-18</w:t>
       <w:br/>
       <w:br/>
     </w:r>

--- a/tillsyn/A 12489-2025 tillsynsbegäran.docx
+++ b/tillsyn/A 12489-2025 tillsynsbegäran.docx
@@ -1359,7 +1359,7 @@
     <w:r>
       <w:tab/>
       <w:tab/>
-      <w:t>2025-06-18</w:t>
+      <w:t>2025-06-19</w:t>
       <w:br/>
       <w:br/>
     </w:r>

--- a/tillsyn/A 12489-2025 tillsynsbegäran.docx
+++ b/tillsyn/A 12489-2025 tillsynsbegäran.docx
@@ -1359,7 +1359,7 @@
     <w:r>
       <w:tab/>
       <w:tab/>
-      <w:t>2025-06-19</w:t>
+      <w:t>2025-06-20</w:t>
       <w:br/>
       <w:br/>
     </w:r>

--- a/tillsyn/A 12489-2025 tillsynsbegäran.docx
+++ b/tillsyn/A 12489-2025 tillsynsbegäran.docx
@@ -1359,7 +1359,7 @@
     <w:r>
       <w:tab/>
       <w:tab/>
-      <w:t>2025-06-20</w:t>
+      <w:t>2025-06-21</w:t>
       <w:br/>
       <w:br/>
     </w:r>

--- a/tillsyn/A 12489-2025 tillsynsbegäran.docx
+++ b/tillsyn/A 12489-2025 tillsynsbegäran.docx
@@ -1359,7 +1359,7 @@
     <w:r>
       <w:tab/>
       <w:tab/>
-      <w:t>2025-06-21</w:t>
+      <w:t>2025-06-22</w:t>
       <w:br/>
       <w:br/>
     </w:r>

--- a/tillsyn/A 12489-2025 tillsynsbegäran.docx
+++ b/tillsyn/A 12489-2025 tillsynsbegäran.docx
@@ -1359,7 +1359,7 @@
     <w:r>
       <w:tab/>
       <w:tab/>
-      <w:t>2025-06-22</w:t>
+      <w:t>2025-06-23</w:t>
       <w:br/>
       <w:br/>
     </w:r>

--- a/tillsyn/A 12489-2025 tillsynsbegäran.docx
+++ b/tillsyn/A 12489-2025 tillsynsbegäran.docx
@@ -1359,7 +1359,7 @@
     <w:r>
       <w:tab/>
       <w:tab/>
-      <w:t>2025-06-23</w:t>
+      <w:t>2025-06-24</w:t>
       <w:br/>
       <w:br/>
     </w:r>

--- a/tillsyn/A 12489-2025 tillsynsbegäran.docx
+++ b/tillsyn/A 12489-2025 tillsynsbegäran.docx
@@ -1359,7 +1359,7 @@
     <w:r>
       <w:tab/>
       <w:tab/>
-      <w:t>2025-06-24</w:t>
+      <w:t>2025-06-25</w:t>
       <w:br/>
       <w:br/>
     </w:r>

--- a/tillsyn/A 12489-2025 tillsynsbegäran.docx
+++ b/tillsyn/A 12489-2025 tillsynsbegäran.docx
@@ -1359,7 +1359,7 @@
     <w:r>
       <w:tab/>
       <w:tab/>
-      <w:t>2025-06-25</w:t>
+      <w:t>2025-06-26</w:t>
       <w:br/>
       <w:br/>
     </w:r>

--- a/tillsyn/A 12489-2025 tillsynsbegäran.docx
+++ b/tillsyn/A 12489-2025 tillsynsbegäran.docx
@@ -1359,7 +1359,7 @@
     <w:r>
       <w:tab/>
       <w:tab/>
-      <w:t>2025-06-26</w:t>
+      <w:t>2025-06-27</w:t>
       <w:br/>
       <w:br/>
     </w:r>

--- a/tillsyn/A 12489-2025 tillsynsbegäran.docx
+++ b/tillsyn/A 12489-2025 tillsynsbegäran.docx
@@ -1359,7 +1359,7 @@
     <w:r>
       <w:tab/>
       <w:tab/>
-      <w:t>2025-06-27</w:t>
+      <w:t>2025-06-28</w:t>
       <w:br/>
       <w:br/>
     </w:r>

--- a/tillsyn/A 12489-2025 tillsynsbegäran.docx
+++ b/tillsyn/A 12489-2025 tillsynsbegäran.docx
@@ -1359,7 +1359,7 @@
     <w:r>
       <w:tab/>
       <w:tab/>
-      <w:t>2025-06-28</w:t>
+      <w:t>2025-06-29</w:t>
       <w:br/>
       <w:br/>
     </w:r>

--- a/tillsyn/A 12489-2025 tillsynsbegäran.docx
+++ b/tillsyn/A 12489-2025 tillsynsbegäran.docx
@@ -1359,7 +1359,7 @@
     <w:r>
       <w:tab/>
       <w:tab/>
-      <w:t>2025-06-29</w:t>
+      <w:t>2025-06-30</w:t>
       <w:br/>
       <w:br/>
     </w:r>

--- a/tillsyn/A 12489-2025 tillsynsbegäran.docx
+++ b/tillsyn/A 12489-2025 tillsynsbegäran.docx
@@ -1359,7 +1359,7 @@
     <w:r>
       <w:tab/>
       <w:tab/>
-      <w:t>2025-06-30</w:t>
+      <w:t>2025-07-01</w:t>
       <w:br/>
       <w:br/>
     </w:r>

--- a/tillsyn/A 12489-2025 tillsynsbegäran.docx
+++ b/tillsyn/A 12489-2025 tillsynsbegäran.docx
@@ -1359,7 +1359,7 @@
     <w:r>
       <w:tab/>
       <w:tab/>
-      <w:t>2025-07-01</w:t>
+      <w:t>2025-07-02</w:t>
       <w:br/>
       <w:br/>
     </w:r>

--- a/tillsyn/A 12489-2025 tillsynsbegäran.docx
+++ b/tillsyn/A 12489-2025 tillsynsbegäran.docx
@@ -1359,7 +1359,7 @@
     <w:r>
       <w:tab/>
       <w:tab/>
-      <w:t>2025-07-02</w:t>
+      <w:t>2025-07-03</w:t>
       <w:br/>
       <w:br/>
     </w:r>

--- a/tillsyn/A 12489-2025 tillsynsbegäran.docx
+++ b/tillsyn/A 12489-2025 tillsynsbegäran.docx
@@ -1359,7 +1359,7 @@
     <w:r>
       <w:tab/>
       <w:tab/>
-      <w:t>2025-07-03</w:t>
+      <w:t>2025-07-04</w:t>
       <w:br/>
       <w:br/>
     </w:r>

--- a/tillsyn/A 12489-2025 tillsynsbegäran.docx
+++ b/tillsyn/A 12489-2025 tillsynsbegäran.docx
@@ -1359,7 +1359,7 @@
     <w:r>
       <w:tab/>
       <w:tab/>
-      <w:t>2025-07-04</w:t>
+      <w:t>2025-07-05</w:t>
       <w:br/>
       <w:br/>
     </w:r>

--- a/tillsyn/A 12489-2025 tillsynsbegäran.docx
+++ b/tillsyn/A 12489-2025 tillsynsbegäran.docx
@@ -1359,7 +1359,7 @@
     <w:r>
       <w:tab/>
       <w:tab/>
-      <w:t>2025-07-05</w:t>
+      <w:t>2025-07-06</w:t>
       <w:br/>
       <w:br/>
     </w:r>

--- a/tillsyn/A 12489-2025 tillsynsbegäran.docx
+++ b/tillsyn/A 12489-2025 tillsynsbegäran.docx
@@ -1359,7 +1359,7 @@
     <w:r>
       <w:tab/>
       <w:tab/>
-      <w:t>2025-07-06</w:t>
+      <w:t>2025-07-07</w:t>
       <w:br/>
       <w:br/>
     </w:r>

--- a/tillsyn/A 12489-2025 tillsynsbegäran.docx
+++ b/tillsyn/A 12489-2025 tillsynsbegäran.docx
@@ -1359,7 +1359,7 @@
     <w:r>
       <w:tab/>
       <w:tab/>
-      <w:t>2025-07-07</w:t>
+      <w:t>2025-07-08</w:t>
       <w:br/>
       <w:br/>
     </w:r>

--- a/tillsyn/A 12489-2025 tillsynsbegäran.docx
+++ b/tillsyn/A 12489-2025 tillsynsbegäran.docx
@@ -186,7 +186,25 @@
         <w:t>Lunglav (NT)</w:t>
       </w:r>
       <w:r>
-        <w:t xml:space="preserve"> är en av vårt lands främsta signalarter som överallt indikerar gamla lövträd, skogsbestånd med höga naturvärden och ekosystem med lång skoglig kontinuitet. Lokalt kan förekomsten vara mycket riklig men den hittas nästan enbart i gamla och ej slutavverkade skogar. Artens samtliga förekomster bör uppmärksammas från naturvårdssynpunkt, då många lokaler även hyser andra ovanliga och rödlistade arter. Rikliga förekomster bör skyddas med biotopskydd, frivilliga avsättningar eller reservat (SLU Artdatabanken, 2024; Nitare &amp; Skogsstyrelsen, 2019).</w:t>
+        <w:t xml:space="preserve"> är en av vårt lands främsta signalarter som överallt indikerar gamla lövträd, skogsbestånd med höga naturvärden och ekosystem med lång skoglig kontinuitet. Lokalt kan förekomsten vara mycket riklig men den hittas nästan enbart i gamla och ej slutavverkade skogar. Artens samtliga förekomster bör uppmärksammas från naturvårdssynpunkt, då många lokaler även hyser andra ovanliga och rödlistade arter. Rikliga förekomster bör skyddas med biotopskydd, frivilliga avsättningar eller reservat. Det finns ett antal sällsynta lavparasiter som växer på lunglav: lunglavsknapp (VU), skrovelmössing (DD), lunglavshårprick (DD), </w:t>
+      </w:r>
+      <w:r>
+        <w:rPr>
+          <w:i/>
+        </w:rPr>
+        <w:t>Calycina alstrupii</w:t>
+      </w:r>
+      <w:r>
+        <w:t xml:space="preserve"> (NA) och </w:t>
+      </w:r>
+      <w:r>
+        <w:rPr>
+          <w:i/>
+        </w:rPr>
+        <w:t>Chalara lobariae</w:t>
+      </w:r>
+      <w:r>
+        <w:t xml:space="preserve"> (NA) (SLU Artdatabanken, 2025; SLU Artdatabanken, 2024; Nitare &amp; Skogsstyrelsen, 2019).</w:t>
       </w:r>
     </w:p>
     <w:p>
@@ -503,6 +521,17 @@
         <w:rPr>
           <w:b/>
         </w:rPr>
+        <w:t>Pärluggla (§4)</w:t>
+      </w:r>
+      <w:r>
+        <w:t xml:space="preserve"> är beroende av äldre, varierad skog med goda jaktmöjligheter och god tillgång på lämpliga trädhål som boplatser. Hemområdet är i storleksordningen 200–500 hektar, men storleken varierar kraftigt beroende på hur mycket föda det finns. Undvik skogsbruksåtgärder som kan skada hänsynskrävande miljöer, som till exempel strand- och sumpskogar med naturskogskaraktär, äldre skog på uddar och öar, raviner, klyftor och blockmarker samt berg- och rasbranter, äldre hällmarksskog, äldre sandtallskogar, naturskogsrester, eller äldre trädbestånd med mycket hänglavar eller död ved. Pärlugglan är typisk art för Västlig taiga (9010) och omfattas av fågeldirektivets bilaga 1 (SLU Artdatabanken, 2024; Skogsstyrelsen, 2016).</w:t>
+      </w:r>
+    </w:p>
+    <w:p>
+      <w:r>
+        <w:rPr>
+          <w:b/>
+        </w:rPr>
         <w:t>Spillkråka (NT, §4)</w:t>
       </w:r>
       <w:r>
@@ -770,7 +799,7 @@
         <w:t>Plectocarpon lichenum</w:t>
       </w:r>
       <w:r>
-        <w:t xml:space="preserve"> (VU). Det finns ytterligare två rödlistade parasiter vilka bara förekommer på lunglav, Skrovelmössing </w:t>
+        <w:t xml:space="preserve"> (VU). Det finns ytterligare ett antal parasiter vilka bara förekommer på lunglav: Skrovelmössing </w:t>
       </w:r>
       <w:r>
         <w:rPr>
@@ -788,7 +817,25 @@
         <w:t>Niesslia lobariae</w:t>
       </w:r>
       <w:r>
-        <w:t xml:space="preserve"> (rödlistad som Kunskapsbrist DD). Skrovelmössing (DD) har små svarta apothecier och bruna, 1-septerade sporer och Lunglavshårprick (DD) har brunhåriga perithecier och färglösa, 1-septerade sporer (SLU Artdatabanken, 2024; Nitare &amp; Skogsstyrelsen, 2019).</w:t>
+        <w:t xml:space="preserve"> (rödlistad som Kunskapsbrist DD). Skrovelmössing (DD) har små svarta apothecier och bruna, 1-septerade sporer och Lunglavshårprick (DD) har brunhåriga perithecier och färglösa, 1-septerade sporer. Nyligen har ytterligare två lavparasiter påträffats i Sverige som växer på lunglav: </w:t>
+      </w:r>
+      <w:r>
+        <w:rPr>
+          <w:i/>
+        </w:rPr>
+        <w:t>Calycina alstrupii</w:t>
+      </w:r>
+      <w:r>
+        <w:t xml:space="preserve"> (NA) och </w:t>
+      </w:r>
+      <w:r>
+        <w:rPr>
+          <w:i/>
+        </w:rPr>
+        <w:t>Chalara lobariae</w:t>
+      </w:r>
+      <w:r>
+        <w:t xml:space="preserve"> (NA) (SLU Artdatabanken, 2025; SLU Artdatabanken, 2024; Nitare &amp; Skogsstyrelsen, 2019).</w:t>
       </w:r>
     </w:p>
     <w:p>
@@ -825,6 +872,76 @@
       </w:r>
       <w:r>
         <w:t>SLU Artdatabanken, Uppsala.</w:t>
+      </w:r>
+    </w:p>
+    <w:p>
+      <w:r>
+        <w:t xml:space="preserve">SLU Artdatabanken, 2025. </w:t>
+      </w:r>
+      <w:r>
+        <w:rPr>
+          <w:i/>
+        </w:rPr>
+        <w:t xml:space="preserve">Över 20 nya lavparasiter för Sverige. </w:t>
+      </w:r>
+      <w:r>
+        <w:t>https://www.slu.se/artdatabanken/arter-och-natur/artiklar/over-20-nya-lavparasiter-for-sverige/</w:t>
+      </w:r>
+    </w:p>
+    <w:p>
+      <w:pPr>
+        <w:pStyle w:val="Heading1"/>
+      </w:pPr>
+      <w:r>
+        <w:t>Pärluggla – ekologi samt krav på livsmiljön</w:t>
+      </w:r>
+    </w:p>
+    <w:p>
+      <w:r>
+        <w:t>Pärluggla (§4) är beroende av äldre, varierad skog med goda jaktmöjligheter och god tillgång på lämpliga trädhål som boplatser. Den förekommer med störst täthet i äldre granskog, med inslag av gamla lövträd och luckor och öppningar i form av mindre hyggen, jordbruksmark och liknande. Den häckar även frekvent i barr- och lövblandskogar av tall, björk och asp, där förutsättningarna att finna boplatser är störst. I sydligaste Sverige häckar den ofta i gamla bokbackar, men den är mycket sällsynt i ren bokskog (SLU Artdatabanken, 2024).</w:t>
+      </w:r>
+    </w:p>
+    <w:p>
+      <w:r>
+        <w:t>Hemområdet är i storleksordningen 200–500 hektar, men storleken varierar kraftigt beroende på hur mycket föda det finns. Under dåliga gnagarår kan pärlugglan jaga upp till 4 km från boet medan den under bra år ofta håller sig inom 1 km. Pärluggla är typisk art för Västlig taiga och omfattas av fågeldirektivets bilaga 1 (SLU Artdatabanken, 2024).</w:t>
+      </w:r>
+    </w:p>
+    <w:p>
+      <w:r>
+        <w:t>Undvik skogsbruksåtgärder som kan skada hänsynskrävande miljöer, som till exempel strand- och sumpskogar med naturskogskaraktär, äldre skog på uddar och öar, raviner, klyftor och blockmarker samt berg- och rasbranter, äldre hällmarksskog, äldre sandtallskogar, naturskogsrester, eller äldre trädbestånd med mycket hänglavar eller död ved (Skogsstyrelsen, 2016).</w:t>
+      </w:r>
+    </w:p>
+    <w:p>
+      <w:pPr>
+        <w:pStyle w:val="Heading2"/>
+      </w:pPr>
+      <w:r>
+        <w:t>Referenser – pärluggla</w:t>
+      </w:r>
+    </w:p>
+    <w:p>
+      <w:r>
+        <w:t xml:space="preserve">SLU Artdatabanken, 2024. </w:t>
+      </w:r>
+      <w:r>
+        <w:rPr>
+          <w:i/>
+        </w:rPr>
+        <w:t xml:space="preserve">Artfaktablad. Naturvård – artfakta. </w:t>
+      </w:r>
+      <w:r>
+        <w:t>SLU Artdatabanken, Uppsala.</w:t>
+      </w:r>
+    </w:p>
+    <w:p>
+      <w:r>
+        <w:t xml:space="preserve">Skogsstyrelsen, 2016. </w:t>
+      </w:r>
+      <w:r>
+        <w:rPr>
+          <w:i/>
+        </w:rPr>
+        <w:t>Vägledning för hänsyn till pärluggla.</w:t>
       </w:r>
     </w:p>
     <w:p>
@@ -1359,7 +1476,7 @@
     <w:r>
       <w:tab/>
       <w:tab/>
-      <w:t>2025-07-08</w:t>
+      <w:t>2025-07-09</w:t>
       <w:br/>
       <w:br/>
     </w:r>

--- a/tillsyn/A 12489-2025 tillsynsbegäran.docx
+++ b/tillsyn/A 12489-2025 tillsynsbegäran.docx
@@ -1476,7 +1476,7 @@
     <w:r>
       <w:tab/>
       <w:tab/>
-      <w:t>2025-07-09</w:t>
+      <w:t>2025-07-11</w:t>
       <w:br/>
       <w:br/>
     </w:r>

--- a/tillsyn/A 12489-2025 tillsynsbegäran.docx
+++ b/tillsyn/A 12489-2025 tillsynsbegäran.docx
@@ -1476,7 +1476,7 @@
     <w:r>
       <w:tab/>
       <w:tab/>
-      <w:t>2025-07-11</w:t>
+      <w:t>2025-07-12</w:t>
       <w:br/>
       <w:br/>
     </w:r>

--- a/tillsyn/A 12489-2025 tillsynsbegäran.docx
+++ b/tillsyn/A 12489-2025 tillsynsbegäran.docx
@@ -1476,7 +1476,7 @@
     <w:r>
       <w:tab/>
       <w:tab/>
-      <w:t>2025-07-12</w:t>
+      <w:t>2025-07-13</w:t>
       <w:br/>
       <w:br/>
     </w:r>

--- a/tillsyn/A 12489-2025 tillsynsbegäran.docx
+++ b/tillsyn/A 12489-2025 tillsynsbegäran.docx
@@ -1476,7 +1476,7 @@
     <w:r>
       <w:tab/>
       <w:tab/>
-      <w:t>2025-07-13</w:t>
+      <w:t>2025-07-14</w:t>
       <w:br/>
       <w:br/>
     </w:r>

--- a/tillsyn/A 12489-2025 tillsynsbegäran.docx
+++ b/tillsyn/A 12489-2025 tillsynsbegäran.docx
@@ -1514,7 +1514,7 @@
     <w:r>
       <w:tab/>
       <w:tab/>
-      <w:t>2025-08-06</w:t>
+      <w:t>2025-08-09</w:t>
       <w:br/>
       <w:br/>
     </w:r>
